--- a/20_项目/02_光与朽项目/04_AI对话记录/美术AI对话.docx
+++ b/20_项目/02_光与朽项目/04_AI对话记录/美术AI对话.docx
@@ -1144,19 +1144,7 @@
           <w:sz w:val="24"/>
           <w:szCs w:val="24"/>
         </w:rPr>
-        <w:t>(俯视角的科幻</w:t>
-      </w:r>
-      <w:bookmarkStart w:id="0" w:name="_GoBack"/>
-      <w:bookmarkEnd w:id="0"/>
-      <w:r>
-        <w:rPr>
-          <w:rFonts w:hint="eastAsia" w:ascii="宋体" w:hAnsi="宋体" w:eastAsia="宋体" w:cs="宋体"/>
-          <w:i/>
-          <w:iCs/>
-          <w:sz w:val="24"/>
-          <w:szCs w:val="24"/>
-        </w:rPr>
-        <w:t>炮塔底座，未来主义极简设计，深灰色金属底座带有霓虹青色发光线条，中间悬浮着一个棱镜晶体，激光发射器，几何形状，干净的矢量艺术，2D游戏素材，白底。)</w:t>
+        <w:t>(俯视角的科幻炮塔底座，未来主义极简设计，深灰色金属底座带有霓虹青色发光线条，中间悬浮着一个棱镜晶体，激光发射器，几何形状，干净的矢量艺术，2D游戏素材，白底。)</w:t>
       </w:r>
     </w:p>
     <w:p>
@@ -21343,6 +21331,395 @@
         </w:rPr>
       </w:pPr>
     </w:p>
+    <w:p>
+      <w:pPr>
+        <w:pStyle w:val="7"/>
+        <w:keepNext w:val="0"/>
+        <w:keepLines w:val="0"/>
+        <w:widowControl/>
+        <w:suppressLineNumbers w:val="0"/>
+        <w:spacing w:before="96" w:beforeAutospacing="0" w:after="96" w:afterAutospacing="0"/>
+        <w:ind w:right="0"/>
+        <w:jc w:val="left"/>
+        <w:rPr>
+          <w:rFonts w:hint="default" w:ascii="宋体" w:hAnsi="宋体" w:eastAsia="宋体" w:cs="宋体"/>
+          <w:sz w:val="24"/>
+          <w:szCs w:val="24"/>
+          <w:lang w:val="en-US" w:eastAsia="zh-CN"/>
+        </w:rPr>
+      </w:pPr>
+      <w:bookmarkStart w:id="0" w:name="_GoBack"/>
+      <w:bookmarkEnd w:id="0"/>
+    </w:p>
+    <w:p>
+      <w:pPr>
+        <w:pStyle w:val="7"/>
+        <w:keepNext w:val="0"/>
+        <w:keepLines w:val="0"/>
+        <w:widowControl/>
+        <w:suppressLineNumbers w:val="0"/>
+        <w:spacing w:before="96" w:beforeAutospacing="0" w:after="96" w:afterAutospacing="0"/>
+        <w:ind w:right="0"/>
+        <w:jc w:val="left"/>
+        <w:rPr>
+          <w:rFonts w:hint="eastAsia" w:ascii="宋体" w:hAnsi="宋体" w:eastAsia="宋体" w:cs="宋体"/>
+          <w:b/>
+          <w:bCs/>
+          <w:sz w:val="72"/>
+          <w:szCs w:val="72"/>
+          <w:highlight w:val="red"/>
+          <w:lang w:val="en-US" w:eastAsia="zh-CN"/>
+        </w:rPr>
+      </w:pPr>
+      <w:r>
+        <w:rPr>
+          <w:rFonts w:hint="eastAsia" w:ascii="宋体" w:hAnsi="宋体" w:eastAsia="宋体" w:cs="宋体"/>
+          <w:b/>
+          <w:bCs/>
+          <w:sz w:val="72"/>
+          <w:szCs w:val="72"/>
+          <w:highlight w:val="red"/>
+          <w:lang w:val="en-US" w:eastAsia="zh-CN"/>
+        </w:rPr>
+        <w:t>怪物提示词</w:t>
+      </w:r>
+    </w:p>
+    <w:p>
+      <w:pPr>
+        <w:pStyle w:val="7"/>
+        <w:keepNext w:val="0"/>
+        <w:keepLines w:val="0"/>
+        <w:widowControl/>
+        <w:suppressLineNumbers w:val="0"/>
+        <w:spacing w:before="96" w:beforeAutospacing="0" w:after="96" w:afterAutospacing="0"/>
+        <w:ind w:right="0"/>
+        <w:jc w:val="left"/>
+        <w:rPr>
+          <w:rFonts w:ascii="sans-serif" w:hAnsi="sans-serif" w:eastAsia="sans-serif" w:cs="sans-serif"/>
+          <w:i w:val="0"/>
+          <w:iCs w:val="0"/>
+          <w:caps w:val="0"/>
+          <w:color w:val="E3E3E3"/>
+          <w:spacing w:val="0"/>
+          <w:sz w:val="19"/>
+          <w:szCs w:val="19"/>
+          <w:shd w:val="clear" w:fill="282A2C"/>
+        </w:rPr>
+      </w:pPr>
+      <w:r>
+        <w:rPr>
+          <w:rFonts w:ascii="sans-serif" w:hAnsi="sans-serif" w:eastAsia="sans-serif" w:cs="sans-serif"/>
+          <w:i w:val="0"/>
+          <w:iCs w:val="0"/>
+          <w:caps w:val="0"/>
+          <w:color w:val="E3E3E3"/>
+          <w:spacing w:val="0"/>
+          <w:sz w:val="19"/>
+          <w:szCs w:val="19"/>
+          <w:shd w:val="clear" w:fill="282A2C"/>
+        </w:rPr>
+        <w:t>参考这个怪物的美术风格，帮我生成坦克怪物的即梦AI提示词或Nanobanana 美术关键词，基础形状圆角方块，半眯眼，核心挂件有废土装甲（铁板+石块+钢筋），视觉关键词 厚重、粗糙。</w:t>
+      </w:r>
+    </w:p>
+    <w:p>
+      <w:pPr>
+        <w:pStyle w:val="7"/>
+        <w:keepNext w:val="0"/>
+        <w:keepLines w:val="0"/>
+        <w:widowControl/>
+        <w:suppressLineNumbers w:val="0"/>
+        <w:spacing w:before="96" w:beforeAutospacing="0" w:after="96" w:afterAutospacing="0"/>
+        <w:ind w:right="0"/>
+        <w:jc w:val="left"/>
+        <w:rPr>
+          <w:rFonts w:ascii="sans-serif" w:hAnsi="sans-serif" w:eastAsia="sans-serif" w:cs="sans-serif"/>
+          <w:i w:val="0"/>
+          <w:iCs w:val="0"/>
+          <w:caps w:val="0"/>
+          <w:color w:val="E3E3E3"/>
+          <w:spacing w:val="0"/>
+          <w:sz w:val="19"/>
+          <w:szCs w:val="19"/>
+          <w:shd w:val="clear" w:fill="282A2C"/>
+        </w:rPr>
+      </w:pPr>
+    </w:p>
+    <w:p>
+      <w:pPr>
+        <w:pStyle w:val="7"/>
+        <w:keepNext w:val="0"/>
+        <w:keepLines w:val="0"/>
+        <w:widowControl/>
+        <w:suppressLineNumbers w:val="0"/>
+        <w:shd w:val="clear" w:fill="282A2C"/>
+        <w:spacing w:before="0" w:beforeAutospacing="0" w:after="0" w:afterAutospacing="0"/>
+        <w:ind w:left="0" w:right="0" w:firstLine="0"/>
+        <w:rPr>
+          <w:rFonts w:ascii="sans-serif" w:hAnsi="sans-serif" w:eastAsia="sans-serif" w:cs="sans-serif"/>
+          <w:i w:val="0"/>
+          <w:iCs w:val="0"/>
+          <w:caps w:val="0"/>
+          <w:color w:val="E3E3E3"/>
+          <w:spacing w:val="0"/>
+          <w:sz w:val="19"/>
+          <w:szCs w:val="19"/>
+        </w:rPr>
+      </w:pPr>
+      <w:r>
+        <w:rPr>
+          <w:rFonts w:hint="default" w:ascii="sans-serif" w:hAnsi="sans-serif" w:eastAsia="sans-serif" w:cs="sans-serif"/>
+          <w:i w:val="0"/>
+          <w:iCs w:val="0"/>
+          <w:caps w:val="0"/>
+          <w:color w:val="E3E3E3"/>
+          <w:spacing w:val="0"/>
+          <w:sz w:val="19"/>
+          <w:szCs w:val="19"/>
+          <w:shd w:val="clear" w:fill="282A2C"/>
+        </w:rPr>
+        <w:t>参考这个怪物的美术风格和视角，帮我生成即梦AI美术提示词，或nanobanbaba的美术或Lovart AI的美术提示词。 需求：硬壳怪物 (Tank)：表现形式</w:t>
+      </w:r>
+    </w:p>
+    <w:p>
+      <w:pPr>
+        <w:pStyle w:val="7"/>
+        <w:keepNext w:val="0"/>
+        <w:keepLines w:val="0"/>
+        <w:widowControl/>
+        <w:suppressLineNumbers w:val="0"/>
+        <w:shd w:val="clear" w:fill="282A2C"/>
+        <w:spacing w:before="0" w:beforeAutospacing="0" w:after="0" w:afterAutospacing="0"/>
+        <w:ind w:left="0" w:right="0" w:firstLine="0"/>
+        <w:rPr>
+          <w:rFonts w:hint="default" w:ascii="sans-serif" w:hAnsi="sans-serif" w:eastAsia="sans-serif" w:cs="sans-serif"/>
+          <w:i w:val="0"/>
+          <w:iCs w:val="0"/>
+          <w:caps w:val="0"/>
+          <w:color w:val="E3E3E3"/>
+          <w:spacing w:val="0"/>
+          <w:sz w:val="19"/>
+          <w:szCs w:val="19"/>
+        </w:rPr>
+      </w:pPr>
+      <w:r>
+        <w:rPr>
+          <w:rFonts w:hint="default" w:ascii="sans-serif" w:hAnsi="sans-serif" w:eastAsia="sans-serif" w:cs="sans-serif"/>
+          <w:i w:val="0"/>
+          <w:iCs w:val="0"/>
+          <w:caps w:val="0"/>
+          <w:color w:val="E3E3E3"/>
+          <w:spacing w:val="0"/>
+          <w:sz w:val="19"/>
+          <w:szCs w:val="19"/>
+          <w:shd w:val="clear" w:fill="282A2C"/>
+        </w:rPr>
+        <w:t>“裹着垃圾的沥青怪”</w:t>
+      </w:r>
+    </w:p>
+    <w:p>
+      <w:pPr>
+        <w:pStyle w:val="7"/>
+        <w:keepNext w:val="0"/>
+        <w:keepLines w:val="0"/>
+        <w:widowControl/>
+        <w:suppressLineNumbers w:val="0"/>
+        <w:shd w:val="clear" w:fill="282A2C"/>
+        <w:spacing w:before="0" w:beforeAutospacing="0" w:after="0" w:afterAutospacing="0"/>
+        <w:ind w:left="0" w:right="0" w:firstLine="0"/>
+        <w:rPr>
+          <w:rFonts w:hint="default" w:ascii="sans-serif" w:hAnsi="sans-serif" w:eastAsia="sans-serif" w:cs="sans-serif"/>
+          <w:i w:val="0"/>
+          <w:iCs w:val="0"/>
+          <w:caps w:val="0"/>
+          <w:color w:val="E3E3E3"/>
+          <w:spacing w:val="0"/>
+          <w:sz w:val="19"/>
+          <w:szCs w:val="19"/>
+        </w:rPr>
+      </w:pPr>
+      <w:r>
+        <w:rPr>
+          <w:rFonts w:hint="default" w:ascii="sans-serif" w:hAnsi="sans-serif" w:eastAsia="sans-serif" w:cs="sans-serif"/>
+          <w:i w:val="0"/>
+          <w:iCs w:val="0"/>
+          <w:caps w:val="0"/>
+          <w:color w:val="E3E3E3"/>
+          <w:spacing w:val="0"/>
+          <w:sz w:val="19"/>
+          <w:szCs w:val="19"/>
+          <w:shd w:val="clear" w:fill="282A2C"/>
+        </w:rPr>
+        <w:t>视觉逻辑：</w:t>
+      </w:r>
+    </w:p>
+    <w:p>
+      <w:pPr>
+        <w:pStyle w:val="7"/>
+        <w:keepNext w:val="0"/>
+        <w:keepLines w:val="0"/>
+        <w:widowControl/>
+        <w:suppressLineNumbers w:val="0"/>
+        <w:shd w:val="clear" w:fill="282A2C"/>
+        <w:spacing w:before="0" w:beforeAutospacing="0" w:after="0" w:afterAutospacing="0"/>
+        <w:ind w:left="0" w:right="0" w:firstLine="0"/>
+        <w:rPr>
+          <w:rFonts w:hint="default" w:ascii="sans-serif" w:hAnsi="sans-serif" w:eastAsia="sans-serif" w:cs="sans-serif"/>
+          <w:i w:val="0"/>
+          <w:iCs w:val="0"/>
+          <w:caps w:val="0"/>
+          <w:color w:val="E3E3E3"/>
+          <w:spacing w:val="0"/>
+          <w:sz w:val="19"/>
+          <w:szCs w:val="19"/>
+        </w:rPr>
+      </w:pPr>
+      <w:r>
+        <w:rPr>
+          <w:rFonts w:hint="default" w:ascii="sans-serif" w:hAnsi="sans-serif" w:eastAsia="sans-serif" w:cs="sans-serif"/>
+          <w:i w:val="0"/>
+          <w:iCs w:val="0"/>
+          <w:caps w:val="0"/>
+          <w:color w:val="E3E3E3"/>
+          <w:spacing w:val="0"/>
+          <w:sz w:val="19"/>
+          <w:szCs w:val="19"/>
+          <w:shd w:val="clear" w:fill="282A2C"/>
+        </w:rPr>
+        <w:t>Tank 之所以硬，是因为它在滚动过程中卷入了很多金属废料、石块、生锈的铁板。</w:t>
+      </w:r>
+    </w:p>
+    <w:p>
+      <w:pPr>
+        <w:pStyle w:val="7"/>
+        <w:keepNext w:val="0"/>
+        <w:keepLines w:val="0"/>
+        <w:widowControl/>
+        <w:suppressLineNumbers w:val="0"/>
+        <w:shd w:val="clear" w:fill="282A2C"/>
+        <w:spacing w:before="0" w:beforeAutospacing="0" w:after="0" w:afterAutospacing="0"/>
+        <w:ind w:left="0" w:right="0" w:firstLine="0"/>
+        <w:rPr>
+          <w:rFonts w:hint="default" w:ascii="sans-serif" w:hAnsi="sans-serif" w:eastAsia="sans-serif" w:cs="sans-serif"/>
+          <w:i w:val="0"/>
+          <w:iCs w:val="0"/>
+          <w:caps w:val="0"/>
+          <w:color w:val="E3E3E3"/>
+          <w:spacing w:val="0"/>
+          <w:sz w:val="19"/>
+          <w:szCs w:val="19"/>
+        </w:rPr>
+      </w:pPr>
+      <w:r>
+        <w:rPr>
+          <w:rFonts w:hint="default" w:ascii="sans-serif" w:hAnsi="sans-serif" w:eastAsia="sans-serif" w:cs="sans-serif"/>
+          <w:i w:val="0"/>
+          <w:iCs w:val="0"/>
+          <w:caps w:val="0"/>
+          <w:color w:val="E3E3E3"/>
+          <w:spacing w:val="0"/>
+          <w:sz w:val="19"/>
+          <w:szCs w:val="19"/>
+          <w:shd w:val="clear" w:fill="282A2C"/>
+        </w:rPr>
+        <w:t>它的核心依然是黑油，但表面漂浮着厚重的装甲片。</w:t>
+      </w:r>
+    </w:p>
+    <w:p>
+      <w:pPr>
+        <w:pStyle w:val="7"/>
+        <w:keepNext w:val="0"/>
+        <w:keepLines w:val="0"/>
+        <w:widowControl/>
+        <w:suppressLineNumbers w:val="0"/>
+        <w:shd w:val="clear" w:fill="282A2C"/>
+        <w:spacing w:before="0" w:beforeAutospacing="0" w:after="0" w:afterAutospacing="0"/>
+        <w:ind w:left="0" w:right="0" w:firstLine="0"/>
+        <w:rPr>
+          <w:rFonts w:hint="default" w:ascii="sans-serif" w:hAnsi="sans-serif" w:eastAsia="sans-serif" w:cs="sans-serif"/>
+          <w:i w:val="0"/>
+          <w:iCs w:val="0"/>
+          <w:caps w:val="0"/>
+          <w:color w:val="E3E3E3"/>
+          <w:spacing w:val="0"/>
+          <w:sz w:val="19"/>
+          <w:szCs w:val="19"/>
+        </w:rPr>
+      </w:pPr>
+      <w:r>
+        <w:rPr>
+          <w:rFonts w:hint="default" w:ascii="sans-serif" w:hAnsi="sans-serif" w:eastAsia="sans-serif" w:cs="sans-serif"/>
+          <w:i w:val="0"/>
+          <w:iCs w:val="0"/>
+          <w:caps w:val="0"/>
+          <w:color w:val="E3E3E3"/>
+          <w:spacing w:val="0"/>
+          <w:sz w:val="19"/>
+          <w:szCs w:val="19"/>
+          <w:shd w:val="clear" w:fill="282A2C"/>
+        </w:rPr>
+        <w:t>身体是厚重、敦实的圆角方块。身体表面会有一些铁板，钢筋，石块等混合在一起组成的废土盔甲。</w:t>
+      </w:r>
+    </w:p>
+    <w:p>
+      <w:pPr>
+        <w:pStyle w:val="7"/>
+        <w:keepNext w:val="0"/>
+        <w:keepLines w:val="0"/>
+        <w:widowControl/>
+        <w:suppressLineNumbers w:val="0"/>
+        <w:shd w:val="clear" w:fill="282A2C"/>
+        <w:spacing w:before="0" w:beforeAutospacing="0" w:after="0" w:afterAutospacing="0"/>
+        <w:ind w:left="0" w:right="0" w:firstLine="0"/>
+        <w:rPr>
+          <w:rFonts w:hint="default" w:ascii="sans-serif" w:hAnsi="sans-serif" w:eastAsia="sans-serif" w:cs="sans-serif"/>
+          <w:i w:val="0"/>
+          <w:iCs w:val="0"/>
+          <w:caps w:val="0"/>
+          <w:color w:val="E3E3E3"/>
+          <w:spacing w:val="0"/>
+          <w:sz w:val="19"/>
+          <w:szCs w:val="19"/>
+        </w:rPr>
+      </w:pPr>
+      <w:r>
+        <w:rPr>
+          <w:rFonts w:hint="default" w:ascii="sans-serif" w:hAnsi="sans-serif" w:eastAsia="sans-serif" w:cs="sans-serif"/>
+          <w:i w:val="0"/>
+          <w:iCs w:val="0"/>
+          <w:caps w:val="0"/>
+          <w:color w:val="E3E3E3"/>
+          <w:spacing w:val="0"/>
+          <w:sz w:val="19"/>
+          <w:szCs w:val="19"/>
+          <w:shd w:val="clear" w:fill="282A2C"/>
+        </w:rPr>
+        <w:t>你会看到一坨巨大的黑油，上面像贴瓷砖一样贴着几块破损的铁甲。</w:t>
+      </w:r>
+    </w:p>
+    <w:p>
+      <w:pPr>
+        <w:pStyle w:val="7"/>
+        <w:keepNext w:val="0"/>
+        <w:keepLines w:val="0"/>
+        <w:widowControl/>
+        <w:suppressLineNumbers w:val="0"/>
+        <w:spacing w:before="96" w:beforeAutospacing="0" w:after="96" w:afterAutospacing="0"/>
+        <w:ind w:right="0"/>
+        <w:jc w:val="left"/>
+        <w:rPr>
+          <w:rFonts w:hint="default" w:ascii="sans-serif" w:hAnsi="sans-serif" w:eastAsia="sans-serif" w:cs="sans-serif"/>
+          <w:i w:val="0"/>
+          <w:iCs w:val="0"/>
+          <w:caps w:val="0"/>
+          <w:color w:val="E3E3E3"/>
+          <w:spacing w:val="0"/>
+          <w:sz w:val="19"/>
+          <w:szCs w:val="19"/>
+          <w:shd w:val="clear" w:fill="282A2C"/>
+          <w:lang w:val="en-US" w:eastAsia="zh-CN"/>
+        </w:rPr>
+      </w:pPr>
+    </w:p>
     <w:sectPr>
       <w:pgSz w:w="11906" w:h="16838"/>
       <w:pgMar w:top="1440" w:right="1800" w:bottom="1440" w:left="1800" w:header="851" w:footer="992" w:gutter="0"/>
